--- a/courts/eleventh-circuit/court-of-appeals/opening-brief/docx/reference.docx
+++ b/courts/eleventh-circuit/court-of-appeals/opening-brief/docx/reference.docx
@@ -315,11 +315,8 @@
     </w:p>
     <w:sectPr>
       <w:footerReference w:type="default" r:id="rIdFooter1"/>
-      <w:footnotePr>
-        <w:numRestart w:val="eachSect"/>
-      </w:footnotePr>
       <w:pgSz w:w="12240" w:h="15840"/>
-      <w:pgMar w:top="1440" w:right="1440" w:bottom="1440" w:left="1440" w:header="720" w:footer="432" w:gutter="0"/>
+      <w:pgMar w:top="1440" w:right="1440" w:bottom="1440" w:left="1440" w:header="720" w:footer="608" w:gutter="0"/>
     </w:sectPr>
   </w:body>
 </w:document>
@@ -513,7 +510,7 @@
   <w:docDefaults>
     <w:rPrDefault>
       <w:rPr>
-        <w:rFonts w:ascii="EB Garamond" w:hAnsi="EB Garamond" w:eastAsia="EB Garamond" w:cs="EB Garamond"/>
+        <w:rFonts w:ascii="Times New Roman" w:hAnsi="Times New Roman" w:eastAsia="Times New Roman" w:cs="Times New Roman"/>
         <w:sz w:val="28"/>
         <w:szCs w:val="28"/>
         <w:lang w:val="en-US" w:eastAsia="zh-CN" w:bidi="ar-SA"/>
@@ -521,36 +518,31 @@
     </w:rPrDefault>
     <w:pPrDefault>
       <w:pPr>
-        <w:spacing w:after="200"/>
+        <w:widowControl/>
+        <w:spacing w:after="0"/>
       </w:pPr>
     </w:pPrDefault>
   </w:docDefaults>
   <w:latentStyles w:defLockedState="0" w:defUIPriority="0" w:defSemiHidden="0" w:defUnhideWhenUsed="0" w:defQFormat="0" w:count="276"/>
-  <w:style w:type="paragraph" w:styleId="Normal">
+  <w:style w:type="paragraph" w:default="1" w:styleId="Normal">
     <w:name w:val="Normal"/>
-    <w:basedOn w:val="Normal"/>
-    <w:qFormat/>
-    <w:pPr>
-      <w:spacing w:before="0" w:after="0" w:line="240" w:lineRule="auto"/>
-    </w:pPr>
+    <w:qFormat/>
   </w:style>
   <w:style w:type="paragraph" w:styleId="BodyText">
-    <w:name w:val="BodyText"/>
-    <w:basedOn w:val="Normal"/>
-    <w:qFormat/>
-    <w:pPr>
-      <w:spacing w:before="0" w:after="0" w:line="629" w:lineRule="exact"/>
+    <w:name w:val="Body Text"/>
+    <w:basedOn w:val="Normal"/>
+    <w:link w:val="BodyTextChar"/>
+    <w:qFormat/>
+    <w:pPr>
+      <w:spacing w:before="0" w:after="0" w:line="628" w:lineRule="exact"/>
       <w:ind w:firstLine="720"/>
     </w:pPr>
   </w:style>
-  <w:style w:type="paragraph" w:styleId="FirstParagraph">
-    <w:name w:val="FirstParagraph"/>
-    <w:basedOn w:val="Normal"/>
-    <w:qFormat/>
-    <w:pPr>
-      <w:spacing w:before="0" w:after="0" w:line="629" w:lineRule="exact"/>
-      <w:ind w:firstLine="720"/>
-    </w:pPr>
+  <w:style w:type="paragraph" w:customStyle="1" w:styleId="FirstParagraph">
+    <w:name w:val="First Paragraph"/>
+    <w:basedOn w:val="BodyText"/>
+    <w:next w:val="BodyText"/>
+    <w:qFormat/>
   </w:style>
   <w:style w:type="paragraph" w:customStyle="1" w:styleId="Compact">
     <w:name w:val="Compact"/>
@@ -697,17 +689,47 @@
     <w:name w:val="heading 1"/>
     <w:basedOn w:val="Normal"/>
     <w:next w:val="BodyText"/>
-    <w:uiPriority w:val="9"/>
-    <w:qFormat/>
+    <w:link w:val="Heading1Char"/>
+    <w:uiPriority w:val="9"/>
+    <w:qFormat/>
+    <w:rsid w:val="00A10FD9"/>
     <w:pPr>
       <w:keepNext/>
       <w:keepLines/>
-      <w:spacing w:before="240" w:after="120" w:line="399" w:lineRule="exact"/>
+      <w:spacing w:before="240" w:after="120" w:line="400" w:lineRule="exact"/>
       <w:ind w:firstLine="0"/>
       <w:jc w:val="center"/>
       <w:outlineLvl w:val="0"/>
     </w:pPr>
     <w:rPr>
+      <w:rFonts w:ascii="Times New Roman" w:hAnsi="Times New Roman" w:eastAsia="Times New Roman" w:cs="Times New Roman"/>
+      <w:b/>
+      <w:bCs/>
+      <w:caps/>
+      <w:color w:val="000000"/>
+      <w:sz w:val="28"/>
+      <w:szCs w:val="28"/>
+    </w:rPr>
+  </w:style>
+  <w:style w:type="paragraph" w:styleId="Heading2">
+    <w:name w:val="heading 2"/>
+    <w:basedOn w:val="Normal"/>
+    <w:next w:val="BodyText"/>
+    <w:link w:val="Heading2Char"/>
+    <w:uiPriority w:val="9"/>
+    <w:semiHidden/>
+    <w:unhideWhenUsed/>
+    <w:qFormat/>
+    <w:rsid w:val="00A10FD9"/>
+    <w:pPr>
+      <w:keepNext/>
+      <w:keepLines/>
+      <w:spacing w:before="240" w:after="120" w:line="400" w:lineRule="exact"/>
+      <w:ind w:firstLine="0"/>
+      <w:outlineLvl w:val="1"/>
+    </w:pPr>
+    <w:rPr>
+      <w:rFonts w:ascii="Times New Roman" w:hAnsi="Times New Roman" w:eastAsia="Times New Roman" w:cs="Times New Roman"/>
       <w:b/>
       <w:bCs/>
       <w:color w:val="000000"/>
@@ -715,20 +737,25 @@
       <w:szCs w:val="28"/>
     </w:rPr>
   </w:style>
-  <w:style w:type="paragraph" w:styleId="Heading2">
-    <w:name w:val="heading 2"/>
-    <w:basedOn w:val="Normal"/>
-    <w:next w:val="BodyText"/>
-    <w:uiPriority w:val="9"/>
-    <w:qFormat/>
+  <w:style w:type="paragraph" w:styleId="Heading3">
+    <w:name w:val="heading 3"/>
+    <w:basedOn w:val="Normal"/>
+    <w:next w:val="BodyText"/>
+    <w:link w:val="Heading3Char"/>
+    <w:uiPriority w:val="9"/>
+    <w:semiHidden/>
+    <w:unhideWhenUsed/>
+    <w:qFormat/>
+    <w:rsid w:val="00A10FD9"/>
     <w:pPr>
       <w:keepNext/>
       <w:keepLines/>
-      <w:spacing w:before="240" w:after="120" w:line="399" w:lineRule="exact"/>
+      <w:spacing w:before="240" w:after="120" w:line="400" w:lineRule="exact"/>
       <w:ind w:firstLine="0"/>
-      <w:outlineLvl w:val="1"/>
-    </w:pPr>
-    <w:rPr>
+      <w:outlineLvl w:val="2"/>
+    </w:pPr>
+    <w:rPr>
+      <w:rFonts w:ascii="Times New Roman" w:hAnsi="Times New Roman" w:eastAsia="Times New Roman" w:cs="Times New Roman"/>
       <w:b/>
       <w:bCs/>
       <w:color w:val="000000"/>
@@ -736,41 +763,25 @@
       <w:szCs w:val="28"/>
     </w:rPr>
   </w:style>
-  <w:style w:type="paragraph" w:styleId="Heading3">
-    <w:name w:val="heading 3"/>
-    <w:basedOn w:val="Normal"/>
-    <w:next w:val="BodyText"/>
-    <w:uiPriority w:val="9"/>
-    <w:qFormat/>
-    <w:pPr>
-      <w:keepNext/>
-      <w:keepLines/>
-      <w:spacing w:before="240" w:after="120" w:line="399" w:lineRule="exact"/>
-      <w:ind w:firstLine="0"/>
-      <w:outlineLvl w:val="2"/>
-    </w:pPr>
-    <w:rPr>
-      <w:b/>
-      <w:bCs/>
-      <w:color w:val="000000"/>
-      <w:sz w:val="28"/>
-      <w:szCs w:val="28"/>
-    </w:rPr>
-  </w:style>
   <w:style w:type="paragraph" w:styleId="Heading4">
     <w:name w:val="heading 4"/>
     <w:basedOn w:val="Normal"/>
     <w:next w:val="BodyText"/>
-    <w:uiPriority w:val="9"/>
-    <w:qFormat/>
+    <w:link w:val="Heading4Char"/>
+    <w:uiPriority w:val="9"/>
+    <w:semiHidden/>
+    <w:unhideWhenUsed/>
+    <w:qFormat/>
+    <w:rsid w:val="00A10FD9"/>
     <w:pPr>
       <w:keepNext/>
       <w:keepLines/>
-      <w:spacing w:before="240" w:after="120" w:line="399" w:lineRule="exact"/>
+      <w:spacing w:before="240" w:after="120" w:line="400" w:lineRule="exact"/>
       <w:ind w:firstLine="0"/>
       <w:outlineLvl w:val="3"/>
     </w:pPr>
     <w:rPr>
+      <w:rFonts w:ascii="Times New Roman" w:hAnsi="Times New Roman" w:eastAsia="Times New Roman" w:cs="Times New Roman"/>
       <w:b/>
       <w:bCs/>
       <w:i/>
@@ -783,16 +794,21 @@
     <w:name w:val="heading 5"/>
     <w:basedOn w:val="Normal"/>
     <w:next w:val="BodyText"/>
-    <w:uiPriority w:val="9"/>
-    <w:qFormat/>
+    <w:link w:val="Heading5Char"/>
+    <w:uiPriority w:val="9"/>
+    <w:semiHidden/>
+    <w:unhideWhenUsed/>
+    <w:qFormat/>
+    <w:rsid w:val="00A10FD9"/>
     <w:pPr>
       <w:keepNext/>
       <w:keepLines/>
-      <w:spacing w:before="240" w:after="120" w:line="399" w:lineRule="exact"/>
+      <w:spacing w:before="240" w:after="120" w:line="400" w:lineRule="exact"/>
       <w:ind w:firstLine="0"/>
       <w:outlineLvl w:val="4"/>
     </w:pPr>
     <w:rPr>
+      <w:rFonts w:ascii="Times New Roman" w:hAnsi="Times New Roman" w:eastAsia="Times New Roman" w:cs="Times New Roman"/>
       <w:b/>
       <w:bCs/>
       <w:i/>
@@ -1008,21 +1024,37 @@
       <w:color w:val="272727" w:themeColor="text1" w:themeTint="D8"/>
     </w:rPr>
   </w:style>
+  <w:style w:type="paragraph" w:customStyle="1" w:styleId="ListItem">
+    <w:name w:val="List Item"/>
+    <w:basedOn w:val="BodyText"/>
+    <w:qFormat/>
+    <w:pPr>
+      <w:spacing w:before="0" w:after="0" w:line="628" w:lineRule="exact"/>
+      <w:ind w:left="720" w:hanging="720"/>
+    </w:pPr>
+  </w:style>
   <w:style w:type="paragraph" w:styleId="BlockText">
-    <w:name w:val="BlockText"/>
-    <w:basedOn w:val="Normal"/>
-    <w:qFormat/>
-    <w:pPr>
-      <w:spacing w:before="280" w:after="280" w:line="399" w:lineRule="exact"/>
-      <w:ind w:left="720" w:right="720" w:firstLine="0"/>
+    <w:name w:val="Block Text"/>
+    <w:basedOn w:val="BodyText"/>
+    <w:next w:val="BodyText"/>
+    <w:uiPriority w:val="9"/>
+    <w:unhideWhenUsed/>
+    <w:qFormat/>
+    <w:pPr>
+      <w:spacing w:before="280" w:after="280" w:line="400" w:lineRule="exact"/>
+      <w:ind w:firstLine="0" w:left="720" w:right="720"/>
     </w:pPr>
   </w:style>
   <w:style w:type="paragraph" w:styleId="FootnoteText">
-    <w:name w:val="FootnoteText"/>
-    <w:basedOn w:val="Normal"/>
-    <w:qFormat/>
-    <w:pPr>
-      <w:spacing w:before="0" w:after="100" w:line="399" w:lineRule="exact"/>
+    <w:name w:val="Footnote Text"/>
+    <w:basedOn w:val="Normal"/>
+    <w:next w:val="FootnoteText"/>
+    <w:uiPriority w:val="9"/>
+    <w:unhideWhenUsed/>
+    <w:qFormat/>
+    <w:pPr>
+      <w:keepLines/>
+      <w:spacing w:before="0" w:after="140" w:line="400" w:lineRule="exact"/>
     </w:pPr>
     <w:rPr>
       <w:sz w:val="28"/>
@@ -1037,8 +1069,8 @@
     <w:unhideWhenUsed/>
     <w:qFormat/>
     <w:pPr>
-      <w:spacing w:before="100" w:after="100"/>
-      <w:ind w:firstLine="0" w:left="480" w:right="480"/>
+      <w:spacing w:before="280" w:after="280"/>
+      <w:ind w:firstLine="0" w:left="720" w:right="720"/>
     </w:pPr>
   </w:style>
   <w:style w:type="character" w:default="1" w:styleId="DefaultParagraphFont">
@@ -1146,7 +1178,7 @@
     <w:name w:val="Hyperlink"/>
     <w:basedOn w:val="BodyTextChar"/>
     <w:rPr>
-      <w:color w:val="4F81BD" w:themeColor="accent1"/>
+      <w:color w:val="000000"/>
     </w:rPr>
   </w:style>
   <w:style w:type="paragraph" w:styleId="TOCHeading">
